--- a/guess-what/tests/quarter-4-final-test.docx
+++ b/guess-what/tests/quarter-4-final-test.docx
@@ -1416,7 +1416,7 @@
                 <w:i w:val="0"/>
                 <w:sz w:val="21"/>
               </w:rPr>
-              <w:t>tortoise</w:t>
+              <w:t>turtle</w:t>
             </w:r>
           </w:p>
         </w:tc>
@@ -2572,7 +2572,7 @@
                 <w:i w:val="0"/>
                 <w:sz w:val="22"/>
               </w:rPr>
-              <w:t>Bobur's sister is in the sea. She's wearing her swimsuit. Bobur is eating a burger. His dad is reading a book. The blue towel is Dad's. It's his.</w:t>
+              <w:t>Bobur's sister is in the ocean. She's wearing her swimsuit. Bobur is eating a burger. His dad is reading a book. The blue towel is Dad's. It's his.</w:t>
             </w:r>
           </w:p>
         </w:tc>
@@ -2899,7 +2899,7 @@
                 <w:i w:val="0"/>
                 <w:sz w:val="22"/>
               </w:rPr>
-              <w:t>I'm at the beach. The sea is ___ .</w:t>
+              <w:t>I'm at the beach. The ocean is ___ .</w:t>
             </w:r>
           </w:p>
           <w:p>
